--- a/data/ai_paras/AI_para_7.docx
+++ b/data/ai_paras/AI_para_7.docx
@@ -4,7 +4,7 @@
   <w:body>
     <w:p>
       <w:r>
-        <w:t>The chosen health issue for this discussion is maternal health, particularly focusing on the social determinants influencing maternal mortality and service use in India. This health issue holds considerable significance due to its profound impact on maternal mortality rates, quality of life, and the associated societal burden. Economic status, caste, and cultural factors significantly influence maternal health outcomes by creating socioeconomic hierarchies that limit access to necessary healthcare services (Ref-f131709). The prevalence of diabetic foot ulcers (DFUs) serves as another pertinent example, with a global impact affecting 6.3% of diabetic patients, leading to complications such as infection and increased mortality (Ref-f131709). Addressing these issues not only involves significant healthcare costs but also necessitates the integration of comprehensive care models to mitigate the societal burden and improve patient outcomes.</w:t>
+        <w:t>Health promotion programs targeting maternal health in India have been developed with diverse objectives and target populations in mind, aiming to address the intricate interplay of socioeconomic and cultural determinants. One such program is the Janani Suraksha Yojana (JSY), which focuses on increasing institutional deliveries among rural and low-income populations through financial incentives (Ref-s160339). By encouraging institutional births, JSY seeks to improve maternal and neonatal health outcomes and reduce mortality rates. Additionally, community-based participatory research (CBPR) methods have been employed to design culturally relevant interventions that resonate with local populations, ensuring the feasibility and acceptability of these programs (Ref-s160339). While these initiatives have made strides in addressing maternal health disparities, ongoing efforts are needed to ensure their sustainability and to adapt strategies effectively for diverse communities.</w:t>
       </w:r>
     </w:p>
     <w:sectPr>
